--- a/templates/tbldeXFrTixlf6sB/巴德士专用_K103S(有谱图).docx
+++ b/templates/tbldeXFrTixlf6sB/巴德士专用_K103S(有谱图).docx
@@ -50,6 +50,12 @@
             <w:insideH w:val="single" w:color="auto" w:sz="4" w:space="0"/>
             <w:insideV w:val="single" w:color="auto" w:sz="4" w:space="0"/>
           </w:tblBorders>
+          <w:tblCellMar>
+            <w:top w:w="0" w:type="dxa"/>
+            <w:left w:w="108" w:type="dxa"/>
+            <w:bottom w:w="0" w:type="dxa"/>
+            <w:right w:w="108" w:type="dxa"/>
+          </w:tblCellMar>
         </w:tblPrEx>
         <w:trPr>
           <w:cantSplit/>
@@ -844,8 +850,6 @@
             <w:pPr>
               <w:jc w:val="center"/>
             </w:pPr>
-            <w:bookmarkStart w:id="0" w:name="_GoBack"/>
-            <w:bookmarkEnd w:id="0"/>
           </w:p>
         </w:tc>
       </w:tr>
@@ -1774,6 +1778,21 @@
           <w:rFonts w:hint="eastAsia"/>
         </w:rPr>
       </w:pPr>
+      <w:r>
+        <w:rPr>
+          <w:rFonts w:hint="eastAsia"/>
+        </w:rPr>
+        <w:br w:type="page"/>
+      </w:r>
+    </w:p>
+    <w:p>
+      <w:pPr>
+        <w:rPr>
+          <w:rFonts w:hint="eastAsia"/>
+        </w:rPr>
+      </w:pPr>
+      <w:bookmarkStart w:id="0" w:name="_GoBack"/>
+      <w:bookmarkEnd w:id="0"/>
     </w:p>
     <w:p>
       <w:pPr>
